--- a/docs/temporario.docx
+++ b/docs/temporario.docx
@@ -80,7 +80,7 @@
               <a:graphicData uri="http://schemas.openxmlformats.org/drawingml/2006/picture">
                 <pic:pic>
                   <pic:nvPicPr>
-                    <pic:cNvPr descr="C:\Users\miguel\source\repos\2026-2-gestao-e-analise-de-dados\docs\temporario_files/media/05-aula05/exercicios/01-exercicio01.jpg" id="22" name="Picture"/>
+                    <pic:cNvPr descr="C:\Users\usuario6\source\repos\2026-2-gestao-e-analise-de-dados\docs\temporario_files/media/05-aula05/exercicios/01-exercicio01.jpg" id="22" name="Picture"/>
                     <pic:cNvPicPr>
                       <a:picLocks noChangeArrowheads="1" noChangeAspect="1"/>
                     </pic:cNvPicPr>
@@ -2252,7 +2252,7 @@
               <a:graphicData uri="http://schemas.openxmlformats.org/drawingml/2006/picture">
                 <pic:pic>
                   <pic:nvPicPr>
-                    <pic:cNvPr descr="C:\Users\miguel\source\repos\2026-2-gestao-e-analise-de-dados\docs\temporario_files/media/05-aula05/exercicios/02-exercicio02.jpg" id="27" name="Picture"/>
+                    <pic:cNvPr descr="C:\Users\usuario6\source\repos\2026-2-gestao-e-analise-de-dados\docs\temporario_files/media/05-aula05/exercicios/02-exercicio02.jpg" id="27" name="Picture"/>
                     <pic:cNvPicPr>
                       <a:picLocks noChangeArrowheads="1" noChangeAspect="1"/>
                     </pic:cNvPicPr>
